--- a/Proyect/ano/fixture20264.docx
+++ b/Proyect/ano/fixture20264.docx
@@ -1573,7 +1573,7 @@
               <w:jc w:val="center"/>
             </w:pPr>
             <w:r>
-              <w:t>1</w:t>
+              <w:t>2</w:t>
             </w:r>
           </w:p>
         </w:tc>
@@ -1622,7 +1622,7 @@
               <w:jc w:val="center"/>
             </w:pPr>
             <w:r>
-              <w:t>2</w:t>
+              <w:t>1</w:t>
             </w:r>
           </w:p>
         </w:tc>
@@ -1723,7 +1723,7 @@
               <w:jc w:val="center"/>
             </w:pPr>
             <w:r>
-              <w:t>1</w:t>
+              <w:t>2</w:t>
             </w:r>
           </w:p>
         </w:tc>
@@ -1772,7 +1772,7 @@
               <w:jc w:val="center"/>
             </w:pPr>
             <w:r>
-              <w:t>2</w:t>
+              <w:t>1</w:t>
             </w:r>
           </w:p>
         </w:tc>
@@ -1873,7 +1873,7 @@
               <w:jc w:val="center"/>
             </w:pPr>
             <w:r>
-              <w:t>1</w:t>
+              <w:t>2</w:t>
             </w:r>
           </w:p>
         </w:tc>
@@ -1922,7 +1922,7 @@
               <w:jc w:val="center"/>
             </w:pPr>
             <w:r>
-              <w:t>2</w:t>
+              <w:t>1</w:t>
             </w:r>
           </w:p>
         </w:tc>
@@ -2023,7 +2023,7 @@
               <w:jc w:val="center"/>
             </w:pPr>
             <w:r>
-              <w:t>1</w:t>
+              <w:t>2</w:t>
             </w:r>
           </w:p>
         </w:tc>
@@ -2069,7 +2069,7 @@
               <w:jc w:val="center"/>
             </w:pPr>
             <w:r>
-              <w:t>2</w:t>
+              <w:t>1</w:t>
             </w:r>
           </w:p>
         </w:tc>
@@ -2170,7 +2170,7 @@
               <w:jc w:val="center"/>
             </w:pPr>
             <w:r>
-              <w:t>1</w:t>
+              <w:t>2</w:t>
             </w:r>
           </w:p>
         </w:tc>
@@ -2222,7 +2222,7 @@
               <w:jc w:val="center"/>
             </w:pPr>
             <w:r>
-              <w:t>2</w:t>
+              <w:t>1</w:t>
             </w:r>
           </w:p>
         </w:tc>
@@ -4984,7 +4984,7 @@
               <w:jc w:val="center"/>
             </w:pPr>
             <w:r>
-              <w:t>ROJO</w:t>
+              <w:t>AMARILLO</w:t>
             </w:r>
           </w:p>
         </w:tc>
@@ -5038,7 +5038,7 @@
               <w:jc w:val="center"/>
             </w:pPr>
             <w:r>
-              <w:t>BLANCO</w:t>
+              <w:t>AZUL</w:t>
             </w:r>
           </w:p>
         </w:tc>
@@ -5059,7 +5059,7 @@
           </w:tcPr>
           <w:p>
             <w:r>
-              <w:t>MATIAS</w:t>
+              <w:t>JOEL</w:t>
             </w:r>
           </w:p>
         </w:tc>
@@ -5104,7 +5104,7 @@
           </w:tcPr>
           <w:p>
             <w:r>
-              <w:t>JUAN</w:t>
+              <w:t>VLADY</w:t>
             </w:r>
           </w:p>
         </w:tc>
@@ -5153,7 +5153,7 @@
           </w:tcPr>
           <w:p>
             <w:r>
-              <w:t>TOMI</w:t>
+              <w:t>ALDO</w:t>
             </w:r>
           </w:p>
         </w:tc>
@@ -5193,7 +5193,7 @@
           </w:tcPr>
           <w:p>
             <w:r>
-              <w:t>JHON</w:t>
+              <w:t>VICKY</w:t>
             </w:r>
           </w:p>
         </w:tc>
@@ -5238,7 +5238,7 @@
           </w:tcPr>
           <w:p>
             <w:r>
-              <w:t>MILEN</w:t>
+              <w:t>EDHIT</w:t>
             </w:r>
           </w:p>
         </w:tc>
@@ -5278,7 +5278,7 @@
           </w:tcPr>
           <w:p>
             <w:r>
-              <w:t>ERIKA</w:t>
+              <w:t>SANTIAGO</w:t>
             </w:r>
           </w:p>
         </w:tc>
@@ -5324,7 +5324,7 @@
           </w:tcPr>
           <w:p>
             <w:r>
-              <w:t>TOMAS</w:t>
+              <w:t>PABLO</w:t>
             </w:r>
           </w:p>
         </w:tc>
@@ -5499,7 +5499,7 @@
               <w:jc w:val="center"/>
             </w:pPr>
             <w:r>
-              <w:t>NEGRO</w:t>
+              <w:t>AZUL</w:t>
             </w:r>
           </w:p>
         </w:tc>
@@ -5553,7 +5553,7 @@
               <w:jc w:val="center"/>
             </w:pPr>
             <w:r>
-              <w:t>ROJO</w:t>
+              <w:t>BLANCO</w:t>
             </w:r>
           </w:p>
         </w:tc>
@@ -5574,7 +5574,7 @@
           </w:tcPr>
           <w:p>
             <w:r>
-              <w:t>LUIS</w:t>
+              <w:t>VLADY</w:t>
             </w:r>
           </w:p>
         </w:tc>
@@ -5619,7 +5619,7 @@
           </w:tcPr>
           <w:p>
             <w:r>
-              <w:t>MATIAS</w:t>
+              <w:t>JUAN</w:t>
             </w:r>
           </w:p>
         </w:tc>
@@ -5668,7 +5668,7 @@
           </w:tcPr>
           <w:p>
             <w:r>
-              <w:t>TITO</w:t>
+              <w:t>VICKY</w:t>
             </w:r>
           </w:p>
         </w:tc>
@@ -5708,7 +5708,7 @@
           </w:tcPr>
           <w:p>
             <w:r>
-              <w:t>TOMI</w:t>
+              <w:t>JHON</w:t>
             </w:r>
           </w:p>
         </w:tc>
@@ -5753,7 +5753,7 @@
           </w:tcPr>
           <w:p>
             <w:r>
-              <w:t>ROXANA</w:t>
+              <w:t>SANTIAGO</w:t>
             </w:r>
           </w:p>
         </w:tc>
@@ -5793,7 +5793,7 @@
           </w:tcPr>
           <w:p>
             <w:r>
-              <w:t>MILEN</w:t>
+              <w:t>ERIKA</w:t>
             </w:r>
           </w:p>
         </w:tc>
@@ -5879,11 +5879,7 @@
               <w:right w:val="single" w:sz="12" w:space="0" w:color="auto"/>
             </w:tcBorders>
           </w:tcPr>
-          <w:p>
-            <w:r>
-              <w:t>TOMAS</w:t>
-            </w:r>
-          </w:p>
+          <w:p/>
         </w:tc>
         <w:tc>
           <w:tcPr>
@@ -5969,7 +5965,7 @@
         <w:tblLook w:val="04A0" w:firstRow="1" w:lastRow="0" w:firstColumn="1" w:lastColumn="0" w:noHBand="0" w:noVBand="1"/>
       </w:tblPr>
       <w:tblGrid>
-        <w:gridCol w:w="1081"/>
+        <w:gridCol w:w="1168"/>
         <w:gridCol w:w="136"/>
         <w:gridCol w:w="270"/>
         <w:gridCol w:w="161"/>
@@ -5990,7 +5986,7 @@
         </w:trPr>
         <w:tc>
           <w:tcPr>
-            <w:tcW w:w="1648" w:type="dxa"/>
+            <w:tcW w:w="1735" w:type="dxa"/>
             <w:gridSpan w:val="4"/>
             <w:tcBorders>
               <w:top w:val="single" w:sz="12" w:space="0" w:color="auto"/>
@@ -6005,7 +6001,7 @@
               <w:jc w:val="center"/>
             </w:pPr>
             <w:r>
-              <w:t>NEGRO</w:t>
+              <w:t>AZUL</w:t>
             </w:r>
           </w:p>
         </w:tc>
@@ -6059,7 +6055,7 @@
               <w:jc w:val="center"/>
             </w:pPr>
             <w:r>
-              <w:t>AMARILLO</w:t>
+              <w:t>ROJO</w:t>
             </w:r>
           </w:p>
         </w:tc>
@@ -6070,17 +6066,17 @@
         </w:trPr>
         <w:tc>
           <w:tcPr>
-            <w:tcW w:w="1217" w:type="dxa"/>
-            <w:gridSpan w:val="2"/>
-            <w:tcBorders>
-              <w:top w:val="single" w:sz="12" w:space="0" w:color="auto"/>
-              <w:left w:val="single" w:sz="12" w:space="0" w:color="auto"/>
-              <w:right w:val="single" w:sz="12" w:space="0" w:color="auto"/>
-            </w:tcBorders>
-          </w:tcPr>
-          <w:p>
-            <w:r>
-              <w:t>LUIS</w:t>
+            <w:tcW w:w="1304" w:type="dxa"/>
+            <w:gridSpan w:val="2"/>
+            <w:tcBorders>
+              <w:top w:val="single" w:sz="12" w:space="0" w:color="auto"/>
+              <w:left w:val="single" w:sz="12" w:space="0" w:color="auto"/>
+              <w:right w:val="single" w:sz="12" w:space="0" w:color="auto"/>
+            </w:tcBorders>
+          </w:tcPr>
+          <w:p>
+            <w:r>
+              <w:t>VLADY</w:t>
             </w:r>
           </w:p>
         </w:tc>
@@ -6125,7 +6121,7 @@
           </w:tcPr>
           <w:p>
             <w:r>
-              <w:t>JOEL</w:t>
+              <w:t>MATIAS</w:t>
             </w:r>
           </w:p>
         </w:tc>
@@ -6165,16 +6161,16 @@
         </w:trPr>
         <w:tc>
           <w:tcPr>
-            <w:tcW w:w="1217" w:type="dxa"/>
-            <w:gridSpan w:val="2"/>
-            <w:tcBorders>
-              <w:left w:val="single" w:sz="12" w:space="0" w:color="auto"/>
-              <w:right w:val="single" w:sz="12" w:space="0" w:color="auto"/>
-            </w:tcBorders>
-          </w:tcPr>
-          <w:p>
-            <w:r>
-              <w:t>TITO</w:t>
+            <w:tcW w:w="1304" w:type="dxa"/>
+            <w:gridSpan w:val="2"/>
+            <w:tcBorders>
+              <w:left w:val="single" w:sz="12" w:space="0" w:color="auto"/>
+              <w:right w:val="single" w:sz="12" w:space="0" w:color="auto"/>
+            </w:tcBorders>
+          </w:tcPr>
+          <w:p>
+            <w:r>
+              <w:t>VICKY</w:t>
             </w:r>
           </w:p>
         </w:tc>
@@ -6214,7 +6210,7 @@
           </w:tcPr>
           <w:p>
             <w:r>
-              <w:t>ALDO</w:t>
+              <w:t>TOMI</w:t>
             </w:r>
           </w:p>
         </w:tc>
@@ -6250,16 +6246,16 @@
         </w:trPr>
         <w:tc>
           <w:tcPr>
-            <w:tcW w:w="1217" w:type="dxa"/>
-            <w:gridSpan w:val="2"/>
-            <w:tcBorders>
-              <w:left w:val="single" w:sz="12" w:space="0" w:color="auto"/>
-              <w:right w:val="single" w:sz="12" w:space="0" w:color="auto"/>
-            </w:tcBorders>
-          </w:tcPr>
-          <w:p>
-            <w:r>
-              <w:t>ROXANA</w:t>
+            <w:tcW w:w="1304" w:type="dxa"/>
+            <w:gridSpan w:val="2"/>
+            <w:tcBorders>
+              <w:left w:val="single" w:sz="12" w:space="0" w:color="auto"/>
+              <w:right w:val="single" w:sz="12" w:space="0" w:color="auto"/>
+            </w:tcBorders>
+          </w:tcPr>
+          <w:p>
+            <w:r>
+              <w:t>SANTIAGO</w:t>
             </w:r>
           </w:p>
         </w:tc>
@@ -6299,7 +6295,7 @@
           </w:tcPr>
           <w:p>
             <w:r>
-              <w:t>EDHIT</w:t>
+              <w:t>MILEN</w:t>
             </w:r>
           </w:p>
         </w:tc>
@@ -6335,7 +6331,7 @@
         </w:trPr>
         <w:tc>
           <w:tcPr>
-            <w:tcW w:w="1217" w:type="dxa"/>
+            <w:tcW w:w="1304" w:type="dxa"/>
             <w:gridSpan w:val="2"/>
             <w:tcBorders>
               <w:left w:val="single" w:sz="12" w:space="0" w:color="auto"/>
@@ -6387,7 +6383,7 @@
           </w:tcPr>
           <w:p>
             <w:r>
-              <w:t>PABLO</w:t>
+              <w:t>TOMAS</w:t>
             </w:r>
           </w:p>
         </w:tc>
@@ -6427,7 +6423,7 @@
         </w:trPr>
         <w:tc>
           <w:tcPr>
-            <w:tcW w:w="1081" w:type="dxa"/>
+            <w:tcW w:w="1168" w:type="dxa"/>
             <w:tcBorders>
               <w:top w:val="single" w:sz="12" w:space="0" w:color="auto"/>
               <w:left w:val="single" w:sz="12" w:space="0" w:color="auto"/>
@@ -6511,7 +6507,7 @@
               <w:jc w:val="center"/>
             </w:pPr>
             <w:r>
-              <w:t>NEGRO</w:t>
+              <w:t>BLANCO</w:t>
             </w:r>
           </w:p>
         </w:tc>
@@ -6565,7 +6561,7 @@
               <w:jc w:val="center"/>
             </w:pPr>
             <w:r>
-              <w:t>AZUL</w:t>
+              <w:t>AMARILLO</w:t>
             </w:r>
           </w:p>
         </w:tc>
@@ -6586,7 +6582,7 @@
           </w:tcPr>
           <w:p>
             <w:r>
-              <w:t>LUIS</w:t>
+              <w:t>JUAN</w:t>
             </w:r>
           </w:p>
         </w:tc>
@@ -6631,7 +6627,7 @@
           </w:tcPr>
           <w:p>
             <w:r>
-              <w:t>VLADY</w:t>
+              <w:t>JOEL</w:t>
             </w:r>
           </w:p>
         </w:tc>
@@ -6680,7 +6676,7 @@
           </w:tcPr>
           <w:p>
             <w:r>
-              <w:t>TITO</w:t>
+              <w:t>JHON</w:t>
             </w:r>
           </w:p>
         </w:tc>
@@ -6720,7 +6716,7 @@
           </w:tcPr>
           <w:p>
             <w:r>
-              <w:t>VICKY</w:t>
+              <w:t>ALDO</w:t>
             </w:r>
           </w:p>
         </w:tc>
@@ -6765,7 +6761,7 @@
           </w:tcPr>
           <w:p>
             <w:r>
-              <w:t>ROXANA</w:t>
+              <w:t>ERIKA</w:t>
             </w:r>
           </w:p>
         </w:tc>
@@ -6805,7 +6801,7 @@
           </w:tcPr>
           <w:p>
             <w:r>
-              <w:t>SANTIAGO</w:t>
+              <w:t>EDHIT</w:t>
             </w:r>
           </w:p>
         </w:tc>
@@ -6891,7 +6887,11 @@
               <w:right w:val="single" w:sz="12" w:space="0" w:color="auto"/>
             </w:tcBorders>
           </w:tcPr>
-          <w:p/>
+          <w:p>
+            <w:r>
+              <w:t>PABLO</w:t>
+            </w:r>
+          </w:p>
         </w:tc>
         <w:tc>
           <w:tcPr>
@@ -7013,7 +7013,7 @@
               <w:jc w:val="center"/>
             </w:pPr>
             <w:r>
-              <w:t>NEGRO</w:t>
+              <w:t>ROJO</w:t>
             </w:r>
           </w:p>
         </w:tc>
@@ -7067,7 +7067,7 @@
               <w:jc w:val="center"/>
             </w:pPr>
             <w:r>
-              <w:t>BLANCO</w:t>
+              <w:t>AMARILLO</w:t>
             </w:r>
           </w:p>
         </w:tc>
@@ -7088,7 +7088,7 @@
           </w:tcPr>
           <w:p>
             <w:r>
-              <w:t>LUIS</w:t>
+              <w:t>MATIAS</w:t>
             </w:r>
           </w:p>
         </w:tc>
@@ -7133,7 +7133,7 @@
           </w:tcPr>
           <w:p>
             <w:r>
-              <w:t>JUAN</w:t>
+              <w:t>JOEL</w:t>
             </w:r>
           </w:p>
         </w:tc>
@@ -7182,7 +7182,7 @@
           </w:tcPr>
           <w:p>
             <w:r>
-              <w:t>TITO</w:t>
+              <w:t>TOMI</w:t>
             </w:r>
           </w:p>
         </w:tc>
@@ -7222,7 +7222,7 @@
           </w:tcPr>
           <w:p>
             <w:r>
-              <w:t>JHON</w:t>
+              <w:t>ALDO</w:t>
             </w:r>
           </w:p>
         </w:tc>
@@ -7267,7 +7267,7 @@
           </w:tcPr>
           <w:p>
             <w:r>
-              <w:t>ROXANA</w:t>
+              <w:t>MILEN</w:t>
             </w:r>
           </w:p>
         </w:tc>
@@ -7307,7 +7307,7 @@
           </w:tcPr>
           <w:p>
             <w:r>
-              <w:t>ERIKA</w:t>
+              <w:t>EDHIT</w:t>
             </w:r>
           </w:p>
         </w:tc>
@@ -7351,7 +7351,11 @@
               <w:right w:val="single" w:sz="12" w:space="0" w:color="auto"/>
             </w:tcBorders>
           </w:tcPr>
-          <w:p/>
+          <w:p>
+            <w:r>
+              <w:t>TOMAS</w:t>
+            </w:r>
+          </w:p>
         </w:tc>
         <w:tc>
           <w:tcPr>
@@ -7393,7 +7397,11 @@
               <w:right w:val="single" w:sz="12" w:space="0" w:color="auto"/>
             </w:tcBorders>
           </w:tcPr>
-          <w:p/>
+          <w:p>
+            <w:r>
+              <w:t>PABLO</w:t>
+            </w:r>
+          </w:p>
         </w:tc>
         <w:tc>
           <w:tcPr>
@@ -10108,7 +10116,7 @@
               <w:jc w:val="center"/>
             </w:pPr>
             <w:r>
-              <w:t>AMARILLO</w:t>
+              <w:t>ROJO</w:t>
             </w:r>
           </w:p>
         </w:tc>
@@ -10162,7 +10170,7 @@
               <w:jc w:val="center"/>
             </w:pPr>
             <w:r>
-              <w:t>AZUL</w:t>
+              <w:t>BLANCO</w:t>
             </w:r>
           </w:p>
         </w:tc>
@@ -10183,7 +10191,7 @@
           </w:tcPr>
           <w:p>
             <w:r>
-              <w:t>JOEL</w:t>
+              <w:t>MATIAS</w:t>
             </w:r>
           </w:p>
         </w:tc>
@@ -10228,7 +10236,7 @@
           </w:tcPr>
           <w:p>
             <w:r>
-              <w:t>VLADY</w:t>
+              <w:t>JUAN</w:t>
             </w:r>
           </w:p>
         </w:tc>
@@ -10277,7 +10285,7 @@
           </w:tcPr>
           <w:p>
             <w:r>
-              <w:t>ALDO</w:t>
+              <w:t>TOMI</w:t>
             </w:r>
           </w:p>
         </w:tc>
@@ -10317,7 +10325,7 @@
           </w:tcPr>
           <w:p>
             <w:r>
-              <w:t>VICKY</w:t>
+              <w:t>JHON</w:t>
             </w:r>
           </w:p>
         </w:tc>
@@ -10362,7 +10370,7 @@
           </w:tcPr>
           <w:p>
             <w:r>
-              <w:t>EDHIT</w:t>
+              <w:t>MILEN</w:t>
             </w:r>
           </w:p>
         </w:tc>
@@ -10402,7 +10410,7 @@
           </w:tcPr>
           <w:p>
             <w:r>
-              <w:t>SANTIAGO</w:t>
+              <w:t>ERIKA</w:t>
             </w:r>
           </w:p>
         </w:tc>
@@ -10448,7 +10456,7 @@
           </w:tcPr>
           <w:p>
             <w:r>
-              <w:t>PABLO</w:t>
+              <w:t>TOMAS</w:t>
             </w:r>
           </w:p>
         </w:tc>
@@ -10608,7 +10616,7 @@
         </w:trPr>
         <w:tc>
           <w:tcPr>
-            <w:tcW w:w="1648" w:type="dxa"/>
+            <w:tcW w:w="1735" w:type="dxa"/>
             <w:gridSpan w:val="4"/>
             <w:tcBorders>
               <w:top w:val="single" w:sz="12" w:space="0" w:color="auto"/>
@@ -10623,7 +10631,7 @@
               <w:jc w:val="center"/>
             </w:pPr>
             <w:r>
-              <w:t>AZUL</w:t>
+              <w:t>NEGRO</w:t>
             </w:r>
           </w:p>
         </w:tc>
@@ -10677,7 +10685,7 @@
               <w:jc w:val="center"/>
             </w:pPr>
             <w:r>
-              <w:t>BLANCO</w:t>
+              <w:t>ROJO</w:t>
             </w:r>
           </w:p>
         </w:tc>
@@ -10688,17 +10696,17 @@
         </w:trPr>
         <w:tc>
           <w:tcPr>
-            <w:tcW w:w="1217" w:type="dxa"/>
-            <w:gridSpan w:val="2"/>
-            <w:tcBorders>
-              <w:top w:val="single" w:sz="12" w:space="0" w:color="auto"/>
-              <w:left w:val="single" w:sz="12" w:space="0" w:color="auto"/>
-              <w:right w:val="single" w:sz="12" w:space="0" w:color="auto"/>
-            </w:tcBorders>
-          </w:tcPr>
-          <w:p>
-            <w:r>
-              <w:t>VLADY</w:t>
+            <w:tcW w:w="1304" w:type="dxa"/>
+            <w:gridSpan w:val="2"/>
+            <w:tcBorders>
+              <w:top w:val="single" w:sz="12" w:space="0" w:color="auto"/>
+              <w:left w:val="single" w:sz="12" w:space="0" w:color="auto"/>
+              <w:right w:val="single" w:sz="12" w:space="0" w:color="auto"/>
+            </w:tcBorders>
+          </w:tcPr>
+          <w:p>
+            <w:r>
+              <w:t>LUIS</w:t>
             </w:r>
           </w:p>
         </w:tc>
@@ -10743,7 +10751,7 @@
           </w:tcPr>
           <w:p>
             <w:r>
-              <w:t>JUAN</w:t>
+              <w:t>MATIAS</w:t>
             </w:r>
           </w:p>
         </w:tc>
@@ -10783,16 +10791,16 @@
         </w:trPr>
         <w:tc>
           <w:tcPr>
-            <w:tcW w:w="1217" w:type="dxa"/>
-            <w:gridSpan w:val="2"/>
-            <w:tcBorders>
-              <w:left w:val="single" w:sz="12" w:space="0" w:color="auto"/>
-              <w:right w:val="single" w:sz="12" w:space="0" w:color="auto"/>
-            </w:tcBorders>
-          </w:tcPr>
-          <w:p>
-            <w:r>
-              <w:t>VICKY</w:t>
+            <w:tcW w:w="1304" w:type="dxa"/>
+            <w:gridSpan w:val="2"/>
+            <w:tcBorders>
+              <w:left w:val="single" w:sz="12" w:space="0" w:color="auto"/>
+              <w:right w:val="single" w:sz="12" w:space="0" w:color="auto"/>
+            </w:tcBorders>
+          </w:tcPr>
+          <w:p>
+            <w:r>
+              <w:t>TITO</w:t>
             </w:r>
           </w:p>
         </w:tc>
@@ -10832,7 +10840,7 @@
           </w:tcPr>
           <w:p>
             <w:r>
-              <w:t>JHON</w:t>
+              <w:t>TOMI</w:t>
             </w:r>
           </w:p>
         </w:tc>
@@ -10868,16 +10876,16 @@
         </w:trPr>
         <w:tc>
           <w:tcPr>
-            <w:tcW w:w="1217" w:type="dxa"/>
-            <w:gridSpan w:val="2"/>
-            <w:tcBorders>
-              <w:left w:val="single" w:sz="12" w:space="0" w:color="auto"/>
-              <w:right w:val="single" w:sz="12" w:space="0" w:color="auto"/>
-            </w:tcBorders>
-          </w:tcPr>
-          <w:p>
-            <w:r>
-              <w:t>SANTIAGO</w:t>
+            <w:tcW w:w="1304" w:type="dxa"/>
+            <w:gridSpan w:val="2"/>
+            <w:tcBorders>
+              <w:left w:val="single" w:sz="12" w:space="0" w:color="auto"/>
+              <w:right w:val="single" w:sz="12" w:space="0" w:color="auto"/>
+            </w:tcBorders>
+          </w:tcPr>
+          <w:p>
+            <w:r>
+              <w:t>ROXANA</w:t>
             </w:r>
           </w:p>
         </w:tc>
@@ -10917,7 +10925,7 @@
           </w:tcPr>
           <w:p>
             <w:r>
-              <w:t>ERIKA</w:t>
+              <w:t>MILEN</w:t>
             </w:r>
           </w:p>
         </w:tc>
@@ -10953,7 +10961,7 @@
         </w:trPr>
         <w:tc>
           <w:tcPr>
-            <w:tcW w:w="1217" w:type="dxa"/>
+            <w:tcW w:w="1304" w:type="dxa"/>
             <w:gridSpan w:val="2"/>
             <w:tcBorders>
               <w:left w:val="single" w:sz="12" w:space="0" w:color="auto"/>
@@ -11003,7 +11011,11 @@
               <w:right w:val="single" w:sz="12" w:space="0" w:color="auto"/>
             </w:tcBorders>
           </w:tcPr>
-          <w:p/>
+          <w:p>
+            <w:r>
+              <w:t>TOMAS</w:t>
+            </w:r>
+          </w:p>
         </w:tc>
         <w:tc>
           <w:tcPr>
@@ -11041,7 +11053,7 @@
         </w:trPr>
         <w:tc>
           <w:tcPr>
-            <w:tcW w:w="1081" w:type="dxa"/>
+            <w:tcW w:w="1168" w:type="dxa"/>
             <w:tcBorders>
               <w:top w:val="single" w:sz="12" w:space="0" w:color="auto"/>
               <w:left w:val="single" w:sz="12" w:space="0" w:color="auto"/>
@@ -11110,7 +11122,7 @@
         </w:trPr>
         <w:tc>
           <w:tcPr>
-            <w:tcW w:w="1648" w:type="dxa"/>
+            <w:tcW w:w="1735" w:type="dxa"/>
             <w:gridSpan w:val="4"/>
             <w:tcBorders>
               <w:top w:val="single" w:sz="12" w:space="0" w:color="auto"/>
@@ -11125,7 +11137,7 @@
               <w:jc w:val="center"/>
             </w:pPr>
             <w:r>
-              <w:t>AZUL</w:t>
+              <w:t>NEGRO</w:t>
             </w:r>
           </w:p>
         </w:tc>
@@ -11179,7 +11191,7 @@
               <w:jc w:val="center"/>
             </w:pPr>
             <w:r>
-              <w:t>ROJO</w:t>
+              <w:t>AMARILLO</w:t>
             </w:r>
           </w:p>
         </w:tc>
@@ -11190,17 +11202,17 @@
         </w:trPr>
         <w:tc>
           <w:tcPr>
-            <w:tcW w:w="1217" w:type="dxa"/>
-            <w:gridSpan w:val="2"/>
-            <w:tcBorders>
-              <w:top w:val="single" w:sz="12" w:space="0" w:color="auto"/>
-              <w:left w:val="single" w:sz="12" w:space="0" w:color="auto"/>
-              <w:right w:val="single" w:sz="12" w:space="0" w:color="auto"/>
-            </w:tcBorders>
-          </w:tcPr>
-          <w:p>
-            <w:r>
-              <w:t>VLADY</w:t>
+            <w:tcW w:w="1304" w:type="dxa"/>
+            <w:gridSpan w:val="2"/>
+            <w:tcBorders>
+              <w:top w:val="single" w:sz="12" w:space="0" w:color="auto"/>
+              <w:left w:val="single" w:sz="12" w:space="0" w:color="auto"/>
+              <w:right w:val="single" w:sz="12" w:space="0" w:color="auto"/>
+            </w:tcBorders>
+          </w:tcPr>
+          <w:p>
+            <w:r>
+              <w:t>LUIS</w:t>
             </w:r>
           </w:p>
         </w:tc>
@@ -11245,7 +11257,7 @@
           </w:tcPr>
           <w:p>
             <w:r>
-              <w:t>MATIAS</w:t>
+              <w:t>JOEL</w:t>
             </w:r>
           </w:p>
         </w:tc>
@@ -11285,16 +11297,16 @@
         </w:trPr>
         <w:tc>
           <w:tcPr>
-            <w:tcW w:w="1217" w:type="dxa"/>
-            <w:gridSpan w:val="2"/>
-            <w:tcBorders>
-              <w:left w:val="single" w:sz="12" w:space="0" w:color="auto"/>
-              <w:right w:val="single" w:sz="12" w:space="0" w:color="auto"/>
-            </w:tcBorders>
-          </w:tcPr>
-          <w:p>
-            <w:r>
-              <w:t>VICKY</w:t>
+            <w:tcW w:w="1304" w:type="dxa"/>
+            <w:gridSpan w:val="2"/>
+            <w:tcBorders>
+              <w:left w:val="single" w:sz="12" w:space="0" w:color="auto"/>
+              <w:right w:val="single" w:sz="12" w:space="0" w:color="auto"/>
+            </w:tcBorders>
+          </w:tcPr>
+          <w:p>
+            <w:r>
+              <w:t>TITO</w:t>
             </w:r>
           </w:p>
         </w:tc>
@@ -11334,7 +11346,7 @@
           </w:tcPr>
           <w:p>
             <w:r>
-              <w:t>TOMI</w:t>
+              <w:t>ALDO</w:t>
             </w:r>
           </w:p>
         </w:tc>
@@ -11370,16 +11382,16 @@
         </w:trPr>
         <w:tc>
           <w:tcPr>
-            <w:tcW w:w="1217" w:type="dxa"/>
-            <w:gridSpan w:val="2"/>
-            <w:tcBorders>
-              <w:left w:val="single" w:sz="12" w:space="0" w:color="auto"/>
-              <w:right w:val="single" w:sz="12" w:space="0" w:color="auto"/>
-            </w:tcBorders>
-          </w:tcPr>
-          <w:p>
-            <w:r>
-              <w:t>SANTIAGO</w:t>
+            <w:tcW w:w="1304" w:type="dxa"/>
+            <w:gridSpan w:val="2"/>
+            <w:tcBorders>
+              <w:left w:val="single" w:sz="12" w:space="0" w:color="auto"/>
+              <w:right w:val="single" w:sz="12" w:space="0" w:color="auto"/>
+            </w:tcBorders>
+          </w:tcPr>
+          <w:p>
+            <w:r>
+              <w:t>ROXANA</w:t>
             </w:r>
           </w:p>
         </w:tc>
@@ -11419,7 +11431,7 @@
           </w:tcPr>
           <w:p>
             <w:r>
-              <w:t>MILEN</w:t>
+              <w:t>EDHIT</w:t>
             </w:r>
           </w:p>
         </w:tc>
@@ -11455,7 +11467,7 @@
         </w:trPr>
         <w:tc>
           <w:tcPr>
-            <w:tcW w:w="1217" w:type="dxa"/>
+            <w:tcW w:w="1304" w:type="dxa"/>
             <w:gridSpan w:val="2"/>
             <w:tcBorders>
               <w:left w:val="single" w:sz="12" w:space="0" w:color="auto"/>
@@ -11507,7 +11519,7 @@
           </w:tcPr>
           <w:p>
             <w:r>
-              <w:t>TOMAS</w:t>
+              <w:t>PABLO</w:t>
             </w:r>
           </w:p>
         </w:tc>
@@ -11547,7 +11559,7 @@
         </w:trPr>
         <w:tc>
           <w:tcPr>
-            <w:tcW w:w="1081" w:type="dxa"/>
+            <w:tcW w:w="1168" w:type="dxa"/>
             <w:tcBorders>
               <w:top w:val="single" w:sz="12" w:space="0" w:color="auto"/>
               <w:left w:val="single" w:sz="12" w:space="0" w:color="auto"/>
@@ -11631,7 +11643,7 @@
               <w:jc w:val="center"/>
             </w:pPr>
             <w:r>
-              <w:t>BLANCO</w:t>
+              <w:t>NEGRO</w:t>
             </w:r>
           </w:p>
         </w:tc>
@@ -11685,7 +11697,7 @@
               <w:jc w:val="center"/>
             </w:pPr>
             <w:r>
-              <w:t>AMARILLO</w:t>
+              <w:t>AZUL</w:t>
             </w:r>
           </w:p>
         </w:tc>
@@ -11706,7 +11718,7 @@
           </w:tcPr>
           <w:p>
             <w:r>
-              <w:t>JUAN</w:t>
+              <w:t>LUIS</w:t>
             </w:r>
           </w:p>
         </w:tc>
@@ -11751,7 +11763,7 @@
           </w:tcPr>
           <w:p>
             <w:r>
-              <w:t>JOEL</w:t>
+              <w:t>VLADY</w:t>
             </w:r>
           </w:p>
         </w:tc>
@@ -11800,7 +11812,7 @@
           </w:tcPr>
           <w:p>
             <w:r>
-              <w:t>JHON</w:t>
+              <w:t>TITO</w:t>
             </w:r>
           </w:p>
         </w:tc>
@@ -11840,7 +11852,7 @@
           </w:tcPr>
           <w:p>
             <w:r>
-              <w:t>ALDO</w:t>
+              <w:t>VICKY</w:t>
             </w:r>
           </w:p>
         </w:tc>
@@ -11885,7 +11897,7 @@
           </w:tcPr>
           <w:p>
             <w:r>
-              <w:t>ERIKA</w:t>
+              <w:t>ROXANA</w:t>
             </w:r>
           </w:p>
         </w:tc>
@@ -11925,7 +11937,7 @@
           </w:tcPr>
           <w:p>
             <w:r>
-              <w:t>EDHIT</w:t>
+              <w:t>SANTIAGO</w:t>
             </w:r>
           </w:p>
         </w:tc>
@@ -12011,11 +12023,7 @@
               <w:right w:val="single" w:sz="12" w:space="0" w:color="auto"/>
             </w:tcBorders>
           </w:tcPr>
-          <w:p>
-            <w:r>
-              <w:t>PABLO</w:t>
-            </w:r>
-          </w:p>
+          <w:p/>
         </w:tc>
         <w:tc>
           <w:tcPr>
@@ -12137,7 +12145,7 @@
               <w:jc w:val="center"/>
             </w:pPr>
             <w:r>
-              <w:t>ROJO</w:t>
+              <w:t>NEGRO</w:t>
             </w:r>
           </w:p>
         </w:tc>
@@ -12194,7 +12202,7 @@
               </w:rPr>
             </w:pPr>
             <w:r>
-              <w:t>AMARILLO</w:t>
+              <w:t>BLANCO</w:t>
             </w:r>
           </w:p>
         </w:tc>
@@ -12215,7 +12223,7 @@
           </w:tcPr>
           <w:p>
             <w:r>
-              <w:t>MATIAS</w:t>
+              <w:t>LUIS</w:t>
             </w:r>
           </w:p>
         </w:tc>
@@ -12260,7 +12268,7 @@
           </w:tcPr>
           <w:p>
             <w:r>
-              <w:t>JOEL</w:t>
+              <w:t>JUAN</w:t>
             </w:r>
           </w:p>
         </w:tc>
@@ -12309,7 +12317,7 @@
           </w:tcPr>
           <w:p>
             <w:r>
-              <w:t>TOMI</w:t>
+              <w:t>TITO</w:t>
             </w:r>
           </w:p>
         </w:tc>
@@ -12349,7 +12357,7 @@
           </w:tcPr>
           <w:p>
             <w:r>
-              <w:t>ALDO</w:t>
+              <w:t>JHON</w:t>
             </w:r>
           </w:p>
         </w:tc>
@@ -12394,7 +12402,7 @@
           </w:tcPr>
           <w:p>
             <w:r>
-              <w:t>MILEN</w:t>
+              <w:t>ROXANA</w:t>
             </w:r>
           </w:p>
         </w:tc>
@@ -12434,7 +12442,7 @@
           </w:tcPr>
           <w:p>
             <w:r>
-              <w:t>EDHIT</w:t>
+              <w:t>ERIKA</w:t>
             </w:r>
           </w:p>
         </w:tc>
@@ -12478,11 +12486,7 @@
               <w:right w:val="single" w:sz="12" w:space="0" w:color="auto"/>
             </w:tcBorders>
           </w:tcPr>
-          <w:p>
-            <w:r>
-              <w:t>TOMAS</w:t>
-            </w:r>
-          </w:p>
+          <w:p/>
         </w:tc>
         <w:tc>
           <w:tcPr>
@@ -12524,11 +12528,7 @@
               <w:right w:val="single" w:sz="12" w:space="0" w:color="auto"/>
             </w:tcBorders>
           </w:tcPr>
-          <w:p>
-            <w:r>
-              <w:t>PABLO</w:t>
-            </w:r>
-          </w:p>
+          <w:p/>
         </w:tc>
         <w:tc>
           <w:tcPr>

--- a/Proyect/ano/fixture20264.docx
+++ b/Proyect/ano/fixture20264.docx
@@ -326,7 +326,7 @@
                 <w:sz w:val="36"/>
                 <w:szCs w:val="36"/>
               </w:rPr>
-              <w:t>LUIS</w:t>
+              <w:t>JORGE</w:t>
             </w:r>
           </w:p>
         </w:tc>
@@ -3082,7 +3082,7 @@
           </w:tcPr>
           <w:p>
             <w:r>
-              <w:t>LUIS</w:t>
+              <w:t>JORGE</w:t>
             </w:r>
           </w:p>
         </w:tc>
@@ -3587,7 +3587,7 @@
           </w:tcPr>
           <w:p>
             <w:r>
-              <w:t>LUIS</w:t>
+              <w:t>JORGE</w:t>
             </w:r>
           </w:p>
         </w:tc>
@@ -4097,7 +4097,7 @@
           </w:tcPr>
           <w:p>
             <w:r>
-              <w:t>LUIS</w:t>
+              <w:t>JORGE</w:t>
             </w:r>
           </w:p>
         </w:tc>
@@ -4598,7 +4598,7 @@
           </w:tcPr>
           <w:p>
             <w:r>
-              <w:t>LUIS</w:t>
+              <w:t>JORGE</w:t>
             </w:r>
           </w:p>
         </w:tc>
@@ -10706,7 +10706,7 @@
           </w:tcPr>
           <w:p>
             <w:r>
-              <w:t>LUIS</w:t>
+              <w:t>JORGE</w:t>
             </w:r>
           </w:p>
         </w:tc>
@@ -11212,7 +11212,7 @@
           </w:tcPr>
           <w:p>
             <w:r>
-              <w:t>LUIS</w:t>
+              <w:t>JORGE</w:t>
             </w:r>
           </w:p>
         </w:tc>
@@ -11718,7 +11718,7 @@
           </w:tcPr>
           <w:p>
             <w:r>
-              <w:t>LUIS</w:t>
+              <w:t>JORGE</w:t>
             </w:r>
           </w:p>
         </w:tc>
@@ -12223,7 +12223,7 @@
           </w:tcPr>
           <w:p>
             <w:r>
-              <w:t>LUIS</w:t>
+              <w:t>JORGE</w:t>
             </w:r>
           </w:p>
         </w:tc>
